--- a/AGENTS.docx
+++ b/AGENTS.docx
@@ -15756,10 +15756,10 @@
   <w:docDefaults>
     <w:rPrDefault>
       <w:rPr>
-        <w:rFonts w:asciiTheme="minorHAnsi" w:cstheme="minorBidi" w:eastAsiaTheme="minorEastAsia" w:hAnsiTheme="minorHAnsi"/>
+        <w:rFonts w:asciiTheme="minorHAnsi" w:cstheme="minorBidi" w:eastAsiaTheme="minorHAnsi" w:hAnsiTheme="minorHAnsi"/>
         <w:sz w:val="24"/>
         <w:szCs w:val="24"/>
-        <w:lang w:bidi="ar-SA" w:eastAsia="zh-CN" w:val="en"/>
+        <w:lang w:bidi="ar-SA" w:eastAsia="en-US" w:val="en"/>
       </w:rPr>
     </w:rPrDefault>
     <w:pPrDefault>
@@ -16300,6 +16300,13 @@
       </w:tblCellMar>
     </w:tblPr>
     <w:tblStylePr w:type="firstRow">
+      <w:tblPr>
+        <w:jc w:val="left"/>
+        <w:tblInd w:type="dxa" w:w="0"/>
+      </w:tblPr>
+      <w:trPr>
+        <w:jc w:val="left"/>
+      </w:trPr>
       <w:tcPr>
         <w:tcBorders>
           <w:bottom w:val="single"/>

--- a/AGENTS.docx
+++ b/AGENTS.docx
@@ -2,14 +2,6 @@
 <file path=word/document.xml><?xml version="1.0" encoding="utf-8"?>
 <w:document xmlns:w="http://schemas.openxmlformats.org/wordprocessingml/2006/main" xmlns:m="http://schemas.openxmlformats.org/officeDocument/2006/math" xmlns:r="http://schemas.openxmlformats.org/officeDocument/2006/relationships" xmlns:o="urn:schemas-microsoft-com:office:office" xmlns:v="urn:schemas-microsoft-com:vml" xmlns:w10="urn:schemas-microsoft-com:office:word" xmlns:a="http://schemas.openxmlformats.org/drawingml/2006/main" xmlns:pic="http://schemas.openxmlformats.org/drawingml/2006/picture" xmlns:wp="http://schemas.openxmlformats.org/drawingml/2006/wordprocessingDrawing">
   <w:body>
-    <w:p>
-      <w:pPr>
-        <w:pStyle w:val="Title"/>
-      </w:pPr>
-      <w:r>
-        <w:t xml:space="preserve">AGENTS</w:t>
-      </w:r>
-    </w:p>
     <w:bookmarkStart w:id="10" w:name="inherited-from-helix-constitution"/>
     <w:p>
       <w:pPr>
@@ -15756,10 +15748,10 @@
   <w:docDefaults>
     <w:rPrDefault>
       <w:rPr>
-        <w:rFonts w:asciiTheme="minorHAnsi" w:cstheme="minorBidi" w:eastAsiaTheme="minorHAnsi" w:hAnsiTheme="minorHAnsi"/>
+        <w:rFonts w:asciiTheme="minorHAnsi" w:cstheme="minorBidi" w:eastAsiaTheme="minorEastAsia" w:hAnsiTheme="minorHAnsi"/>
         <w:sz w:val="24"/>
         <w:szCs w:val="24"/>
-        <w:lang w:bidi="ar-SA" w:eastAsia="en-US" w:val="en"/>
+        <w:lang w:bidi="ar-SA" w:eastAsia="zh-CN" w:val="en"/>
       </w:rPr>
     </w:rPrDefault>
     <w:pPrDefault>
@@ -15811,8 +15803,8 @@
     </w:pPr>
     <w:rPr>
       <w:rFonts w:asciiTheme="majorHAnsi" w:cstheme="majorBidi" w:eastAsiaTheme="majorEastAsia" w:hAnsiTheme="majorHAnsi"/>
-      <w:sz w:val="56"/>
-      <w:szCs w:val="56"/>
+      <w:sz w:val="40"/>
+      <w:szCs w:val="40"/>
     </w:rPr>
   </w:style>
   <w:style w:customStyle="1" w:styleId="TitleChar" w:type="character">
@@ -15946,8 +15938,8 @@
     <w:rPr>
       <w:rFonts w:asciiTheme="majorHAnsi" w:cstheme="majorBidi" w:eastAsiaTheme="majorEastAsia" w:hAnsiTheme="majorHAnsi"/>
       <w:color w:themeColor="accent1" w:themeShade="BF" w:val="0F4761"/>
-      <w:sz w:val="40"/>
-      <w:szCs w:val="40"/>
+      <w:sz w:val="32"/>
+      <w:szCs w:val="32"/>
     </w:rPr>
   </w:style>
   <w:style w:styleId="Heading2" w:type="paragraph">
@@ -15969,8 +15961,8 @@
     <w:rPr>
       <w:rFonts w:asciiTheme="majorHAnsi" w:cstheme="majorBidi" w:eastAsiaTheme="majorEastAsia" w:hAnsiTheme="majorHAnsi"/>
       <w:color w:themeColor="accent1" w:themeShade="BF" w:val="0F4761"/>
-      <w:sz w:val="32"/>
-      <w:szCs w:val="32"/>
+      <w:sz w:val="26"/>
+      <w:szCs w:val="26"/>
     </w:rPr>
   </w:style>
   <w:style w:styleId="Heading3" w:type="paragraph">
@@ -15992,8 +15984,8 @@
     <w:rPr>
       <w:rFonts w:cstheme="majorBidi" w:eastAsiaTheme="majorEastAsia"/>
       <w:color w:themeColor="accent1" w:themeShade="BF" w:val="0F4761"/>
-      <w:sz w:val="28"/>
-      <w:szCs w:val="28"/>
+      <w:sz w:val="24"/>
+      <w:szCs w:val="24"/>
     </w:rPr>
   </w:style>
   <w:style w:styleId="Heading4" w:type="paragraph">
@@ -16013,6 +16005,8 @@
       <w:outlineLvl w:val="3"/>
     </w:pPr>
     <w:rPr>
+      <w:sz w:val="22"/>
+      <w:szCs w:val="22"/>
       <w:rFonts w:cstheme="majorBidi" w:eastAsiaTheme="majorEastAsia"/>
       <w:i/>
       <w:iCs/>
@@ -16300,13 +16294,6 @@
       </w:tblCellMar>
     </w:tblPr>
     <w:tblStylePr w:type="firstRow">
-      <w:tblPr>
-        <w:jc w:val="left"/>
-        <w:tblInd w:type="dxa" w:w="0"/>
-      </w:tblPr>
-      <w:trPr>
-        <w:jc w:val="left"/>
-      </w:trPr>
       <w:tcPr>
         <w:tcBorders>
           <w:bottom w:val="single"/>
